--- a/guj/docx/021.content.docx
+++ b/guj/docx/021.content.docx
@@ -396,18 +396,12 @@
           <w:lang w:val="gu_IN" w:bidi="gu_IN"/>
         </w:rPr>
       </w:r>
-      <w:hyperlink r:id="rId13">
-        <w:r>
-          <w:rPr>
-            <w:lang w:val="gu_IN" w:bidi="gu_IN"/>
-          </w:rPr>
-          <w:rPr>
-            <w:color w:val="0000EE"/>
-            <w:u w:val="single"/>
-          </w:rPr>
-          <w:t>1 રાજાઓ 14:25–26</w:t>
-        </w:r>
-      </w:hyperlink>
+      <w:r>
+        <w:rPr>
+          <w:lang w:val="gu_IN" w:bidi="gu_IN"/>
+        </w:rPr>
+        <w:t>1 રાજાઓ 14:25–26</w:t>
+      </w:r>
     </w:p>
     <w:p>
       <w:pPr>
@@ -420,18 +414,12 @@
           <w:lang w:val="gu_IN" w:bidi="gu_IN"/>
         </w:rPr>
       </w:r>
-      <w:hyperlink r:id="rId14">
-        <w:r>
-          <w:rPr>
-            <w:lang w:val="gu_IN" w:bidi="gu_IN"/>
-          </w:rPr>
-          <w:rPr>
-            <w:color w:val="0000EE"/>
-            <w:u w:val="single"/>
-          </w:rPr>
-          <w:t>2 કાળુવૃતાંત 23:8–9</w:t>
-        </w:r>
-      </w:hyperlink>
+      <w:r>
+        <w:rPr>
+          <w:lang w:val="gu_IN" w:bidi="gu_IN"/>
+        </w:rPr>
+        <w:t>2 કાળુવૃતાંત 23:8–9</w:t>
+      </w:r>
     </w:p>
     <w:p>
       <w:pPr>
@@ -444,18 +432,12 @@
           <w:lang w:val="gu_IN" w:bidi="gu_IN"/>
         </w:rPr>
       </w:r>
-      <w:hyperlink r:id="rId15">
-        <w:r>
-          <w:rPr>
-            <w:lang w:val="gu_IN" w:bidi="gu_IN"/>
-          </w:rPr>
-          <w:rPr>
-            <w:color w:val="0000EE"/>
-            <w:u w:val="single"/>
-          </w:rPr>
-          <w:t>2 શમુએલ 22:36–37</w:t>
-        </w:r>
-      </w:hyperlink>
+      <w:r>
+        <w:rPr>
+          <w:lang w:val="gu_IN" w:bidi="gu_IN"/>
+        </w:rPr>
+        <w:t>2 શમુએલ 22:36–37</w:t>
+      </w:r>
     </w:p>
     <w:p>
       <w:pPr>
@@ -468,18 +450,12 @@
           <w:lang w:val="gu_IN" w:bidi="gu_IN"/>
         </w:rPr>
       </w:r>
-      <w:hyperlink r:id="rId16">
-        <w:r>
-          <w:rPr>
-            <w:lang w:val="gu_IN" w:bidi="gu_IN"/>
-          </w:rPr>
-          <w:rPr>
-            <w:color w:val="0000EE"/>
-            <w:u w:val="single"/>
-          </w:rPr>
-          <w:t>પુનર્નિયમ 33:29</w:t>
-        </w:r>
-      </w:hyperlink>
+      <w:r>
+        <w:rPr>
+          <w:lang w:val="gu_IN" w:bidi="gu_IN"/>
+        </w:rPr>
+        <w:t>પુનર્નિયમ 33:29</w:t>
+      </w:r>
     </w:p>
     <w:p>
       <w:pPr>
@@ -492,18 +468,12 @@
           <w:lang w:val="gu_IN" w:bidi="gu_IN"/>
         </w:rPr>
       </w:r>
-      <w:hyperlink r:id="rId17">
-        <w:r>
-          <w:rPr>
-            <w:lang w:val="gu_IN" w:bidi="gu_IN"/>
-          </w:rPr>
-          <w:rPr>
-            <w:color w:val="0000EE"/>
-            <w:u w:val="single"/>
-          </w:rPr>
-          <w:t>ગીતશાસ્ત્ર 18:35–36</w:t>
-        </w:r>
-      </w:hyperlink>
+      <w:r>
+        <w:rPr>
+          <w:lang w:val="gu_IN" w:bidi="gu_IN"/>
+        </w:rPr>
+        <w:t>ગીતશાસ્ત્ર 18:35–36</w:t>
+      </w:r>
     </w:p>
     <w:p>
       <w:pPr>
@@ -762,18 +732,12 @@
           <w:lang w:val="gu_IN" w:bidi="gu_IN"/>
         </w:rPr>
       </w:r>
-      <w:hyperlink r:id="rId18">
-        <w:r>
-          <w:rPr>
-            <w:lang w:val="gu_IN" w:bidi="gu_IN"/>
-          </w:rPr>
-          <w:rPr>
-            <w:color w:val="0000EE"/>
-            <w:u w:val="single"/>
-          </w:rPr>
-          <w:t>ગલાતી 2:13–14</w:t>
-        </w:r>
-      </w:hyperlink>
+      <w:r>
+        <w:rPr>
+          <w:lang w:val="gu_IN" w:bidi="gu_IN"/>
+        </w:rPr>
+        <w:t>ગલાતી 2:13–14</w:t>
+      </w:r>
     </w:p>
     <w:p>
       <w:pPr>
@@ -786,18 +750,12 @@
           <w:lang w:val="gu_IN" w:bidi="gu_IN"/>
         </w:rPr>
       </w:r>
-      <w:hyperlink r:id="rId19">
-        <w:r>
-          <w:rPr>
-            <w:lang w:val="gu_IN" w:bidi="gu_IN"/>
-          </w:rPr>
-          <w:rPr>
-            <w:color w:val="0000EE"/>
-            <w:u w:val="single"/>
-          </w:rPr>
-          <w:t>લૂક 6:41–42</w:t>
-        </w:r>
-      </w:hyperlink>
+      <w:r>
+        <w:rPr>
+          <w:lang w:val="gu_IN" w:bidi="gu_IN"/>
+        </w:rPr>
+        <w:t>લૂક 6:41–42</w:t>
+      </w:r>
     </w:p>
     <w:p>
       <w:pPr>
@@ -810,18 +768,12 @@
           <w:lang w:val="gu_IN" w:bidi="gu_IN"/>
         </w:rPr>
       </w:r>
-      <w:hyperlink r:id="rId20">
-        <w:r>
-          <w:rPr>
-            <w:lang w:val="gu_IN" w:bidi="gu_IN"/>
-          </w:rPr>
-          <w:rPr>
-            <w:color w:val="0000EE"/>
-            <w:u w:val="single"/>
-          </w:rPr>
-          <w:t>લૂક 12:54–56</w:t>
-        </w:r>
-      </w:hyperlink>
+      <w:r>
+        <w:rPr>
+          <w:lang w:val="gu_IN" w:bidi="gu_IN"/>
+        </w:rPr>
+        <w:t>લૂક 12:54–56</w:t>
+      </w:r>
     </w:p>
     <w:p>
       <w:pPr>
@@ -834,18 +786,12 @@
           <w:lang w:val="gu_IN" w:bidi="gu_IN"/>
         </w:rPr>
       </w:r>
-      <w:hyperlink r:id="rId21">
-        <w:r>
-          <w:rPr>
-            <w:lang w:val="gu_IN" w:bidi="gu_IN"/>
-          </w:rPr>
-          <w:rPr>
-            <w:color w:val="0000EE"/>
-            <w:u w:val="single"/>
-          </w:rPr>
-          <w:t>લૂક 13:15–16</w:t>
-        </w:r>
-      </w:hyperlink>
+      <w:r>
+        <w:rPr>
+          <w:lang w:val="gu_IN" w:bidi="gu_IN"/>
+        </w:rPr>
+        <w:t>લૂક 13:15–16</w:t>
+      </w:r>
     </w:p>
     <w:p>
       <w:pPr>
@@ -858,18 +804,12 @@
           <w:lang w:val="gu_IN" w:bidi="gu_IN"/>
         </w:rPr>
       </w:r>
-      <w:hyperlink r:id="rId22">
-        <w:r>
-          <w:rPr>
-            <w:lang w:val="gu_IN" w:bidi="gu_IN"/>
-          </w:rPr>
-          <w:rPr>
-            <w:color w:val="0000EE"/>
-            <w:u w:val="single"/>
-          </w:rPr>
-          <w:t>માર્ક 7:6–7</w:t>
-        </w:r>
-      </w:hyperlink>
+      <w:r>
+        <w:rPr>
+          <w:lang w:val="gu_IN" w:bidi="gu_IN"/>
+        </w:rPr>
+        <w:t>માર્ક 7:6–7</w:t>
+      </w:r>
     </w:p>
     <w:p>
       <w:pPr>
@@ -882,18 +822,12 @@
           <w:lang w:val="gu_IN" w:bidi="gu_IN"/>
         </w:rPr>
       </w:r>
-      <w:hyperlink r:id="rId23">
-        <w:r>
-          <w:rPr>
-            <w:lang w:val="gu_IN" w:bidi="gu_IN"/>
-          </w:rPr>
-          <w:rPr>
-            <w:color w:val="0000EE"/>
-            <w:u w:val="single"/>
-          </w:rPr>
-          <w:t>માથ્થી 6:1–2</w:t>
-        </w:r>
-      </w:hyperlink>
+      <w:r>
+        <w:rPr>
+          <w:lang w:val="gu_IN" w:bidi="gu_IN"/>
+        </w:rPr>
+        <w:t>માથ્થી 6:1–2</w:t>
+      </w:r>
     </w:p>
     <w:p>
       <w:pPr>
@@ -906,18 +840,12 @@
           <w:lang w:val="gu_IN" w:bidi="gu_IN"/>
         </w:rPr>
       </w:r>
-      <w:hyperlink r:id="rId24">
-        <w:r>
-          <w:rPr>
-            <w:lang w:val="gu_IN" w:bidi="gu_IN"/>
-          </w:rPr>
-          <w:rPr>
-            <w:color w:val="0000EE"/>
-            <w:u w:val="single"/>
-          </w:rPr>
-          <w:t>રોમન 12:9–10</w:t>
-        </w:r>
-      </w:hyperlink>
+      <w:r>
+        <w:rPr>
+          <w:lang w:val="gu_IN" w:bidi="gu_IN"/>
+        </w:rPr>
+        <w:t>રોમન 12:9–10</w:t>
+      </w:r>
     </w:p>
     <w:p>
       <w:pPr>
